--- a/03_Outputs/final scripts/ar/Module 8/8.2.0-ar.docx
+++ b/03_Outputs/final scripts/ar/Module 8/8.2.0-ar.docx
@@ -4,7 +4,7 @@
   <w:body>
     <w:p>
       <w:r>
-        <w:t>مرحبًا بكم في الفصل 2: إنشاء بيئة تمكينية لانتقال طاقة يعتمد على الابتكار.</w:t>
+        <w:t>مرحبًا بكم في الفصل 2: إنشاء بيئة تمكينية لانتقال طاقي يعتمد على الابتكار.</w:t>
       </w:r>
     </w:p>
     <w:p>
@@ -14,22 +14,22 @@
     </w:p>
     <w:p>
       <w:r>
-        <w:t>الآليات السياسية والسوقية في جوهرها. تساعد الأدوات المصممة جيدًا — مثل تسعير الكربون، وتداول الانبعاثات، والحوافز المستهدفة — على التغلب على الحواجز، وجذب رأس المال الخاص، وإشعال الابتكار عبر دورة حياة التكنولوجيا. يضمن التوازن الاستراتيجي بين تدابير "دفع التكنولوجيا"، مثل الإعانات أو الاعتمادات الضريبية، وتدابير "السحب السوقي"، مثل المعايير والمشتريات، التقدم مع التكيف مع سياق كل بلد.</w:t>
+        <w:t>آليات السياسات والسوق في جوهرها. تساعد الأدوات المصممة جيدًا — مثل تسعير الكربون، وتداول الانبعاثات، والحوافز المستهدفة — على التغلب على الحواجز، وجذب رأس المال الخاص، وإشعال الابتكار عبر دورة حياة التكنولوجيا. يضمن التوازن الاستراتيجي بين تدابير "دفع التكنولوجيا"، مثل الإعانات أو الاعتمادات الضريبية، وتدابير "السحب السوقي"، مثل المعايير والمشتريات، التقدم مع التكيف مع سياق كل بلد.</w:t>
       </w:r>
     </w:p>
     <w:p>
       <w:r>
-        <w:t>القطاعات الناشئة تعيد تشكيل الإمكانيات. الحلول الموزعة مثل الطاقة الشمسية المجتمعية والميكروجريدات تتوسع بسرعة — مع نمو التركيبات المجتمعية بأكثر من 20% في عام 2023 — مما يحسن الوصول والمرونة على حد سواء. التقنيات الجديدة، بما في ذلك التداول من نظير إلى نظير للطاقة، ومنصات البلوك تشين، والخلايا الشمسية من الجيل التالي، والطاقة البحرية، تحمل وعودًا خاصة. بالنسبة للدول الجزرية والساحلية، يمكن للابتكارات مثل المد والجزر والطاقة الشمسية العائمة أن diversify مزيج الطاقة، وتقوي المرونة، وتتوافق مع أهداف الاقتصاد الأزرق — إذا دعمت بسياسات واستثمارات مستهدفة.</w:t>
+        <w:t>القطاعات الناشئة تعيد تشكيل الإمكانيات. الحلول الموزعة مثل الطاقة الشمسية المجتمعية والميكروجريدات تتوسع بسرعة — مع نمو التركيبات المجتمعية بأكثر من 20% في عام 2023 — مما يحسن الوصول والمرونة على حد سواء. التقنيات الجديدة، بما في ذلك التداول من نظير إلى نظير للطاقة، ومنصات البلوك تشين، والخلايا الشمسية من الجيل التالي، والطاقة البحرية، تحمل وعدًا خاصًا. بالنسبة للدول الجزرية والساحلية، يمكن للابتكارات مثل المد والجزر والطاقة الشمسية العائمة أن diversify مزيج الطاقة، وتقوي المرونة، وتتوافق مع أهداف الاقتصاد الأزرق — إذا دعمت بسياسات واستثمارات مستهدفة.</w:t>
       </w:r>
     </w:p>
     <w:p>
       <w:r>
-        <w:t>الموديلات ذات الملكية المحلية مهمة أيضًا. تُمكن التعاونيات الطاقوية المجتمعات من تجميع الموارد، والاستثمار في مشاريع الطاقة المتجددة المشتركة، والحصول على مزيد من السيطرة على إمداداتها من الطاقة. ت democratize هذه النماذج الوصول، وتخلق وظائف محلية، وتحافظ على العائدات داخل المجتمعات، مع بناء مرونة طويلة الأمد في المناطق الريفية والمحرومة.</w:t>
+        <w:t>الموديلات ذات الملكية المحلية مهمة أيضًا. تمكّن التعاونيات الطاقية المجتمعات من تجميع الموارد، والاستثمار في مشاريع الطاقة المتجددة المشتركة، والحصول على مزيد من السيطرة على إمداداتها من الطاقة. ت democratize هذه الموديلات الوصول، وتخلق وظائف محلية، وتحافظ على العائدات داخل المجتمعات، مع بناء مرونة طويلة الأمد في المناطق الريفية والمحرومة.</w:t>
       </w:r>
     </w:p>
     <w:p>
       <w:r>
-        <w:t>وأخيرًا، الشمولية ضرورية. تضمن النهج التي تدمج بين منظور الجنس، والطبقة الاجتماعية، والمجتمع المحلي أن يستفيد الأكثر ضعفًا من الانتقالات. تظهر دراسات الحالة من إسواتيني كيف يمكن للسياسات المصممة بشكل مشترك والعادلة أن تولد نتائج أكثر استدامة وعدلاً.</w:t>
+        <w:t>وأخيرًا، الشمولية ضرورية. تضمن النهج التي تدمج بين منظور الجنس، والطبقات الاجتماعية، والمحلي أن يستفيد الأكثر ضعفًا من الانتقالات. تظهر دراسات الحالة من إسواتيني كيف يمكن للسياسات المصممة بشكل مشترك والعادلة أن تولد نتائج أكثر استدامة وعدلاً.</w:t>
       </w:r>
     </w:p>
     <w:p>
